--- a/reports/six-goals-functional-tz-2026-07-20/tz-g3-int-for-igor.docx
+++ b/reports/six-goals-functional-tz-2026-07-20/tz-g3-int-for-igor.docx
@@ -2335,7 +2335,7 @@
           <w:color w:val="17202A"/>
           <w:sz w:val="22"/>
         </w:rPr>
-        <w:t>request, consent, session и history — G1.1/G1.3;</w:t>
+        <w:t>request, consent, session и history — G1.2/G1.3;</w:t>
       </w:r>
     </w:p>
     <w:p>
@@ -5841,7 +5841,7 @@
                 <w:color w:val="17202A"/>
                 <w:sz w:val="19"/>
               </w:rPr>
-              <w:t>Применен hard regional scope без показа обычных пользователей</w:t>
+              <w:t>Применен primary regional scope; при нулевом результате показан явный general fallback с banner/readback, без обычных пользователей</w:t>
             </w:r>
           </w:p>
         </w:tc>
@@ -6147,7 +6147,7 @@
                 <w:color w:val="17202A"/>
                 <w:sz w:val="19"/>
               </w:rPr>
-              <w:t>Нет eligible Экспертов</w:t>
+              <w:t>Нет eligible Экспертов в выбранном регионе</w:t>
             </w:r>
           </w:p>
         </w:tc>
@@ -6173,7 +6173,7 @@
                 <w:color w:val="17202A"/>
                 <w:sz w:val="19"/>
               </w:rPr>
-              <w:t>Показан honest empty state без фиктивных карточек</w:t>
+              <w:t>Показан regional-empty banner и same-filter general eligible fallback; если общий pool пуст — honest empty без фиктивных карточек</w:t>
             </w:r>
           </w:p>
         </w:tc>
@@ -9364,7 +9364,7 @@
           <w:color w:val="17202A"/>
           <w:sz w:val="22"/>
         </w:rPr>
-        <w:t>PM-ТЗ G1.1–G3.7;</w:t>
+        <w:t>PM-ТЗ G1.2–G3.7;</w:t>
       </w:r>
     </w:p>
     <w:p>
@@ -9480,7 +9480,7 @@
           <w:color w:val="31445A"/>
           <w:sz w:val="21"/>
         </w:rPr>
-        <w:t>1.1</w:t>
+        <w:t>1.2</w:t>
       </w:r>
     </w:p>
     <w:p>
@@ -9511,7 +9511,7 @@
           <w:color w:val="31445A"/>
           <w:sz w:val="21"/>
         </w:rPr>
-        <w:t>2026-07-29</w:t>
+        <w:t>2026-08-05</w:t>
       </w:r>
     </w:p>
     <w:p>
